--- a/nrz_i/docs/documentacao_projeto.docx
+++ b/nrz_i/docs/documentacao_projeto.docx
@@ -464,7 +464,7 @@
           <w:lang w:eastAsia="pt-BR"/>
           <w14:ligatures w14:val="none"/>
         </w:rPr>
-        <w:t>2. Diagrama de Blocos</w:t>
+        <w:t>3. Interface do Módulo</w:t>
       </w:r>
     </w:p>
     <w:p>
@@ -484,187 +484,33 @@
           <w:lang w:eastAsia="pt-BR"/>
           <w14:ligatures w14:val="none"/>
         </w:rPr>
-        <w:t>O circuito é composto pelos seguintes blocos principais:</w:t>
+        <w:t xml:space="preserve">O módulo principal do projeto é denominado </w:t>
+      </w:r>
+      <w:proofErr w:type="spellStart"/>
+      <w:r>
+        <w:rPr>
+          <w:rFonts w:ascii="Courier New" w:eastAsia="Times New Roman" w:hAnsi="Courier New" w:cs="Courier New"/>
+          <w:kern w:val="0"/>
+          <w:lang w:eastAsia="pt-BR"/>
+          <w14:ligatures w14:val="none"/>
+        </w:rPr>
+        <w:t>NRZI_Source</w:t>
+      </w:r>
+      <w:proofErr w:type="spellEnd"/>
+      <w:r>
+        <w:rPr>
+          <w:rFonts w:ascii="Arial" w:eastAsia="Times New Roman" w:hAnsi="Arial" w:cs="Arial"/>
+          <w:kern w:val="0"/>
+          <w:lang w:eastAsia="pt-BR"/>
+          <w14:ligatures w14:val="none"/>
+        </w:rPr>
+        <w:t>.</w:t>
       </w:r>
     </w:p>
     <w:p>
       <w:pPr>
         <w:spacing w:before="100" w:beforeAutospacing="1" w:after="100" w:afterAutospacing="1" w:line="240" w:lineRule="auto"/>
-        <w:rPr>
-          <w:rFonts w:ascii="Arial" w:eastAsia="Times New Roman" w:hAnsi="Arial" w:cs="Arial"/>
-          <w:kern w:val="0"/>
-          <w:lang w:eastAsia="pt-BR"/>
-          <w14:ligatures w14:val="none"/>
-        </w:rPr>
-      </w:pPr>
-      <w:r>
-        <w:rPr>
-          <w:rFonts w:ascii="Arial" w:eastAsia="Times New Roman" w:hAnsi="Arial" w:cs="Arial"/>
-          <w:kern w:val="0"/>
-          <w:lang w:eastAsia="pt-BR"/>
-          <w14:ligatures w14:val="none"/>
-        </w:rPr>
-        <w:t>[</w:t>
-      </w:r>
-      <w:proofErr w:type="spellStart"/>
-      <w:r>
-        <w:rPr>
-          <w:rFonts w:ascii="Arial" w:eastAsia="Times New Roman" w:hAnsi="Arial" w:cs="Arial"/>
-          <w:kern w:val="0"/>
-          <w:lang w:eastAsia="pt-BR"/>
-          <w14:ligatures w14:val="none"/>
-        </w:rPr>
-        <w:t>DiAGRAMA</w:t>
-      </w:r>
-      <w:proofErr w:type="spellEnd"/>
-      <w:r>
-        <w:rPr>
-          <w:rFonts w:ascii="Arial" w:eastAsia="Times New Roman" w:hAnsi="Arial" w:cs="Arial"/>
-          <w:kern w:val="0"/>
-          <w:lang w:eastAsia="pt-BR"/>
-          <w14:ligatures w14:val="none"/>
-        </w:rPr>
-        <w:t xml:space="preserve"> DE BLOCOS]</w:t>
-      </w:r>
-    </w:p>
-    <w:p>
-      <w:pPr>
-        <w:tabs>
-          <w:tab w:val="left" w:pos="916"/>
-          <w:tab w:val="left" w:pos="1832"/>
-          <w:tab w:val="left" w:pos="2748"/>
-          <w:tab w:val="left" w:pos="3664"/>
-          <w:tab w:val="left" w:pos="4580"/>
-          <w:tab w:val="left" w:pos="5496"/>
-          <w:tab w:val="left" w:pos="6412"/>
-          <w:tab w:val="left" w:pos="7328"/>
-          <w:tab w:val="left" w:pos="8244"/>
-          <w:tab w:val="left" w:pos="9160"/>
-          <w:tab w:val="left" w:pos="10076"/>
-          <w:tab w:val="left" w:pos="10992"/>
-          <w:tab w:val="left" w:pos="11908"/>
-          <w:tab w:val="left" w:pos="12824"/>
-          <w:tab w:val="left" w:pos="13740"/>
-          <w:tab w:val="left" w:pos="14656"/>
-        </w:tabs>
-        <w:spacing w:after="0" w:line="240" w:lineRule="auto"/>
-        <w:rPr>
-          <w:rFonts w:ascii="Arial" w:eastAsia="Times New Roman" w:hAnsi="Arial" w:cs="Arial"/>
-          <w:kern w:val="0"/>
-          <w:lang w:eastAsia="pt-BR"/>
-          <w14:ligatures w14:val="none"/>
-        </w:rPr>
-      </w:pPr>
-      <w:r>
-        <w:rPr>
-          <w:rFonts w:ascii="Arial" w:eastAsia="Times New Roman" w:hAnsi="Arial" w:cs="Arial"/>
-          <w:kern w:val="0"/>
-          <w:lang w:eastAsia="pt-BR"/>
-          <w14:ligatures w14:val="none"/>
-        </w:rPr>
-        <w:t>Descrição dos blocos:</w:t>
-      </w:r>
-    </w:p>
-    <w:p>
-      <w:pPr>
-        <w:numPr>
-          <w:ilvl w:val="0"/>
-          <w:numId w:val="9"/>
-        </w:numPr>
-        <w:spacing w:before="100" w:beforeAutospacing="1" w:after="100" w:afterAutospacing="1" w:line="240" w:lineRule="auto"/>
-        <w:rPr>
-          <w:rFonts w:ascii="Arial" w:eastAsia="Times New Roman" w:hAnsi="Arial" w:cs="Arial"/>
-          <w:kern w:val="0"/>
-          <w:lang w:eastAsia="pt-BR"/>
-          <w14:ligatures w14:val="none"/>
-        </w:rPr>
-      </w:pPr>
-      <w:r>
-        <w:rPr>
-          <w:rFonts w:ascii="Arial" w:eastAsia="Times New Roman" w:hAnsi="Arial" w:cs="Arial"/>
-          <w:kern w:val="0"/>
-          <w:lang w:eastAsia="pt-BR"/>
-          <w14:ligatures w14:val="none"/>
-        </w:rPr>
-        <w:t>Controle Temporal: determina quanto tempo cada bit permanece ativo na saída.</w:t>
-      </w:r>
-    </w:p>
-    <w:p>
-      <w:pPr>
-        <w:numPr>
-          <w:ilvl w:val="0"/>
-          <w:numId w:val="9"/>
-        </w:numPr>
-        <w:spacing w:before="100" w:beforeAutospacing="1" w:after="100" w:afterAutospacing="1" w:line="240" w:lineRule="auto"/>
-        <w:rPr>
-          <w:rFonts w:ascii="Arial" w:eastAsia="Times New Roman" w:hAnsi="Arial" w:cs="Arial"/>
-          <w:kern w:val="0"/>
-          <w:lang w:eastAsia="pt-BR"/>
-          <w14:ligatures w14:val="none"/>
-        </w:rPr>
-      </w:pPr>
-      <w:r>
-        <w:rPr>
-          <w:rFonts w:ascii="Arial" w:eastAsia="Times New Roman" w:hAnsi="Arial" w:cs="Arial"/>
-          <w:kern w:val="0"/>
-          <w:lang w:eastAsia="pt-BR"/>
-          <w14:ligatures w14:val="none"/>
-        </w:rPr>
-        <w:t>Registrador de Dados: armazena o vetor capturado dos switches no instante do acionamento do botão.</w:t>
-      </w:r>
-    </w:p>
-    <w:p>
-      <w:pPr>
-        <w:numPr>
-          <w:ilvl w:val="0"/>
-          <w:numId w:val="9"/>
-        </w:numPr>
-        <w:spacing w:before="100" w:beforeAutospacing="1" w:after="100" w:afterAutospacing="1" w:line="240" w:lineRule="auto"/>
-        <w:rPr>
-          <w:rFonts w:ascii="Arial" w:eastAsia="Times New Roman" w:hAnsi="Arial" w:cs="Arial"/>
-          <w:kern w:val="0"/>
-          <w:lang w:eastAsia="pt-BR"/>
-          <w14:ligatures w14:val="none"/>
-        </w:rPr>
-      </w:pPr>
-      <w:r>
-        <w:rPr>
-          <w:rFonts w:ascii="Arial" w:eastAsia="Times New Roman" w:hAnsi="Arial" w:cs="Arial"/>
-          <w:kern w:val="0"/>
-          <w:lang w:eastAsia="pt-BR"/>
-          <w14:ligatures w14:val="none"/>
-        </w:rPr>
-        <w:t>Lógica NRZ-I: controla as transições de nível da saída conforme o valor do bit atual.</w:t>
-      </w:r>
-    </w:p>
-    <w:p>
-      <w:pPr>
-        <w:numPr>
-          <w:ilvl w:val="0"/>
-          <w:numId w:val="9"/>
-        </w:numPr>
-        <w:spacing w:before="100" w:beforeAutospacing="1" w:after="100" w:afterAutospacing="1" w:line="240" w:lineRule="auto"/>
-        <w:rPr>
-          <w:rFonts w:ascii="Arial" w:eastAsia="Times New Roman" w:hAnsi="Arial" w:cs="Arial"/>
-          <w:kern w:val="0"/>
-          <w:lang w:eastAsia="pt-BR"/>
-          <w14:ligatures w14:val="none"/>
-        </w:rPr>
-      </w:pPr>
-      <w:r>
-        <w:rPr>
-          <w:rFonts w:ascii="Arial" w:eastAsia="Times New Roman" w:hAnsi="Arial" w:cs="Arial"/>
-          <w:kern w:val="0"/>
-          <w:lang w:eastAsia="pt-BR"/>
-          <w14:ligatures w14:val="none"/>
-        </w:rPr>
-        <w:t>LEDs: exibem o vetor armazenado para facilitar testes e depuração.</w:t>
-      </w:r>
-    </w:p>
-    <w:p>
-      <w:pPr>
-        <w:spacing w:before="100" w:beforeAutospacing="1" w:after="100" w:afterAutospacing="1" w:line="240" w:lineRule="auto"/>
-        <w:outlineLvl w:val="1"/>
+        <w:outlineLvl w:val="2"/>
         <w:rPr>
           <w:rFonts w:ascii="Arial" w:eastAsia="Times New Roman" w:hAnsi="Arial" w:cs="Arial"/>
           <w:b/>
@@ -683,72 +529,6 @@
           <w:lang w:eastAsia="pt-BR"/>
           <w14:ligatures w14:val="none"/>
         </w:rPr>
-        <w:t>3. Interface do Módulo</w:t>
-      </w:r>
-    </w:p>
-    <w:p>
-      <w:pPr>
-        <w:spacing w:before="100" w:beforeAutospacing="1" w:after="100" w:afterAutospacing="1" w:line="240" w:lineRule="auto"/>
-        <w:rPr>
-          <w:rFonts w:ascii="Arial" w:eastAsia="Times New Roman" w:hAnsi="Arial" w:cs="Arial"/>
-          <w:kern w:val="0"/>
-          <w:lang w:eastAsia="pt-BR"/>
-          <w14:ligatures w14:val="none"/>
-        </w:rPr>
-      </w:pPr>
-      <w:r>
-        <w:rPr>
-          <w:rFonts w:ascii="Arial" w:eastAsia="Times New Roman" w:hAnsi="Arial" w:cs="Arial"/>
-          <w:kern w:val="0"/>
-          <w:lang w:eastAsia="pt-BR"/>
-          <w14:ligatures w14:val="none"/>
-        </w:rPr>
-        <w:t xml:space="preserve">O módulo principal do projeto é denominado </w:t>
-      </w:r>
-      <w:proofErr w:type="spellStart"/>
-      <w:r>
-        <w:rPr>
-          <w:rFonts w:ascii="Courier New" w:eastAsia="Times New Roman" w:hAnsi="Courier New" w:cs="Courier New"/>
-          <w:kern w:val="0"/>
-          <w:lang w:eastAsia="pt-BR"/>
-          <w14:ligatures w14:val="none"/>
-        </w:rPr>
-        <w:t>NRZI_Source</w:t>
-      </w:r>
-      <w:proofErr w:type="spellEnd"/>
-      <w:r>
-        <w:rPr>
-          <w:rFonts w:ascii="Arial" w:eastAsia="Times New Roman" w:hAnsi="Arial" w:cs="Arial"/>
-          <w:kern w:val="0"/>
-          <w:lang w:eastAsia="pt-BR"/>
-          <w14:ligatures w14:val="none"/>
-        </w:rPr>
-        <w:t>.</w:t>
-      </w:r>
-    </w:p>
-    <w:p>
-      <w:pPr>
-        <w:spacing w:before="100" w:beforeAutospacing="1" w:after="100" w:afterAutospacing="1" w:line="240" w:lineRule="auto"/>
-        <w:outlineLvl w:val="2"/>
-        <w:rPr>
-          <w:rFonts w:ascii="Arial" w:eastAsia="Times New Roman" w:hAnsi="Arial" w:cs="Arial"/>
-          <w:b/>
-          <w:bCs/>
-          <w:kern w:val="0"/>
-          <w:lang w:eastAsia="pt-BR"/>
-          <w14:ligatures w14:val="none"/>
-        </w:rPr>
-      </w:pPr>
-      <w:r>
-        <w:rPr>
-          <w:rFonts w:ascii="Arial" w:eastAsia="Times New Roman" w:hAnsi="Arial" w:cs="Arial"/>
-          <w:b/>
-          <w:bCs/>
-          <w:kern w:val="0"/>
-          <w:lang w:eastAsia="pt-BR"/>
-          <w14:ligatures w14:val="none"/>
-        </w:rPr>
-        <w:lastRenderedPageBreak/>
         <w:t>Entradas e saídas</w:t>
       </w:r>
     </w:p>
@@ -1478,6 +1258,7 @@
           <w:lang w:eastAsia="pt-BR"/>
           <w14:ligatures w14:val="none"/>
         </w:rPr>
+        <w:lastRenderedPageBreak/>
         <w:t>4. Parâmetros Configuráveis (</w:t>
       </w:r>
       <w:proofErr w:type="spellStart"/>
@@ -2187,7 +1968,6 @@
           <w:lang w:eastAsia="pt-BR"/>
           <w14:ligatures w14:val="none"/>
         </w:rPr>
-        <w:lastRenderedPageBreak/>
         <w:t>contador interno (</w:t>
       </w:r>
       <w:proofErr w:type="spellStart"/>
@@ -2530,6 +2310,7 @@
                 <w:lang w:eastAsia="pt-BR"/>
                 <w14:ligatures w14:val="none"/>
               </w:rPr>
+              <w:lastRenderedPageBreak/>
               <w:t>reset_n</w:t>
             </w:r>
             <w:proofErr w:type="spellEnd"/>
@@ -3145,7 +2926,6 @@
           <w:lang w:eastAsia="pt-BR"/>
           <w14:ligatures w14:val="none"/>
         </w:rPr>
-        <w:lastRenderedPageBreak/>
         <w:t>se o bit atual for 0, o nível anterior é mantido.</w:t>
       </w:r>
     </w:p>
@@ -3625,6 +3405,7 @@
           <w:lang w:eastAsia="pt-BR"/>
           <w14:ligatures w14:val="none"/>
         </w:rPr>
+        <w:lastRenderedPageBreak/>
         <w:t>6. Mapeamento Físico na FPGA</w:t>
       </w:r>
     </w:p>
@@ -4445,7 +4226,6 @@
           <w:lang w:eastAsia="pt-BR"/>
           <w14:ligatures w14:val="none"/>
         </w:rPr>
-        <w:lastRenderedPageBreak/>
         <w:t>7. Simulação</w:t>
       </w:r>
     </w:p>
@@ -4766,6 +4546,7 @@
           <w:lang w:eastAsia="pt-BR"/>
           <w14:ligatures w14:val="none"/>
         </w:rPr>
+        <w:lastRenderedPageBreak/>
         <w:t>captura correta da sequência;</w:t>
       </w:r>
     </w:p>
@@ -5878,7 +5659,6 @@
           <w:lang w:eastAsia="pt-BR"/>
           <w14:ligatures w14:val="none"/>
         </w:rPr>
-        <w:lastRenderedPageBreak/>
         <w:t>10. Considerações Finais</w:t>
       </w:r>
     </w:p>
@@ -5983,6 +5763,7 @@
           <w:lang w:eastAsia="pt-BR"/>
           <w14:ligatures w14:val="none"/>
         </w:rPr>
+        <w:lastRenderedPageBreak/>
         <w:t>transmissão contínua;</w:t>
       </w:r>
     </w:p>

--- a/nrz_i/docs/documentacao_projeto.docx
+++ b/nrz_i/docs/documentacao_projeto.docx
@@ -30,6 +30,20 @@
         </w:rPr>
         <w:t>Documentação Técnica — Modulação Unipolar NRZ-I em VHDL</w:t>
       </w:r>
+    </w:p>
+    <w:p>
+      <w:pPr>
+        <w:spacing w:before="100" w:beforeAutospacing="1" w:after="100" w:afterAutospacing="1" w:line="240" w:lineRule="auto"/>
+        <w:outlineLvl w:val="1"/>
+        <w:rPr>
+          <w:rFonts w:ascii="Arial" w:eastAsia="Times New Roman" w:hAnsi="Arial" w:cs="Arial"/>
+          <w:b/>
+          <w:bCs/>
+          <w:kern w:val="0"/>
+          <w:lang w:eastAsia="pt-BR"/>
+          <w14:ligatures w14:val="none"/>
+        </w:rPr>
+      </w:pPr>
     </w:p>
     <w:p>
       <w:pPr>
@@ -464,7 +478,18 @@
           <w:lang w:eastAsia="pt-BR"/>
           <w14:ligatures w14:val="none"/>
         </w:rPr>
-        <w:t>3. Interface do Módulo</w:t>
+        <w:t>2</w:t>
+      </w:r>
+      <w:r>
+        <w:rPr>
+          <w:rFonts w:ascii="Arial" w:eastAsia="Times New Roman" w:hAnsi="Arial" w:cs="Arial"/>
+          <w:b/>
+          <w:bCs/>
+          <w:kern w:val="0"/>
+          <w:lang w:eastAsia="pt-BR"/>
+          <w14:ligatures w14:val="none"/>
+        </w:rPr>
+        <w:t>. Interface do Módulo</w:t>
       </w:r>
     </w:p>
     <w:p>
@@ -1160,6 +1185,7 @@
                 <w:lang w:eastAsia="pt-BR"/>
                 <w14:ligatures w14:val="none"/>
               </w:rPr>
+              <w:lastRenderedPageBreak/>
               <w:t>nrzi_out</w:t>
             </w:r>
             <w:proofErr w:type="spellEnd"/>
@@ -1238,6 +1264,17 @@
     </w:p>
     <w:p>
       <w:pPr>
+        <w:spacing w:after="0" w:line="240" w:lineRule="auto"/>
+        <w:rPr>
+          <w:rFonts w:ascii="Arial" w:eastAsia="Times New Roman" w:hAnsi="Arial" w:cs="Arial"/>
+          <w:kern w:val="0"/>
+          <w:lang w:eastAsia="pt-BR"/>
+          <w14:ligatures w14:val="none"/>
+        </w:rPr>
+      </w:pPr>
+    </w:p>
+    <w:p>
+      <w:pPr>
         <w:spacing w:before="100" w:beforeAutospacing="1" w:after="100" w:afterAutospacing="1" w:line="240" w:lineRule="auto"/>
         <w:outlineLvl w:val="1"/>
         <w:rPr>
@@ -1258,8 +1295,18 @@
           <w:lang w:eastAsia="pt-BR"/>
           <w14:ligatures w14:val="none"/>
         </w:rPr>
-        <w:lastRenderedPageBreak/>
-        <w:t>4. Parâmetros Configuráveis (</w:t>
+        <w:t>3</w:t>
+      </w:r>
+      <w:r>
+        <w:rPr>
+          <w:rFonts w:ascii="Arial" w:eastAsia="Times New Roman" w:hAnsi="Arial" w:cs="Arial"/>
+          <w:b/>
+          <w:bCs/>
+          <w:kern w:val="0"/>
+          <w:lang w:eastAsia="pt-BR"/>
+          <w14:ligatures w14:val="none"/>
+        </w:rPr>
+        <w:t>. Parâmetros Configuráveis (</w:t>
       </w:r>
       <w:proofErr w:type="spellStart"/>
       <w:r>
@@ -1704,6 +1751,17 @@
     <w:p>
       <w:pPr>
         <w:spacing w:before="100" w:beforeAutospacing="1" w:after="100" w:afterAutospacing="1" w:line="240" w:lineRule="auto"/>
+        <w:rPr>
+          <w:rFonts w:ascii="Arial" w:eastAsia="Times New Roman" w:hAnsi="Arial" w:cs="Arial"/>
+          <w:kern w:val="0"/>
+          <w:lang w:eastAsia="pt-BR"/>
+          <w14:ligatures w14:val="none"/>
+        </w:rPr>
+      </w:pPr>
+    </w:p>
+    <w:p>
+      <w:pPr>
+        <w:spacing w:before="100" w:beforeAutospacing="1" w:after="100" w:afterAutospacing="1" w:line="240" w:lineRule="auto"/>
         <w:outlineLvl w:val="1"/>
         <w:rPr>
           <w:rFonts w:ascii="Arial" w:eastAsia="Times New Roman" w:hAnsi="Arial" w:cs="Arial"/>
@@ -1723,7 +1781,18 @@
           <w:lang w:eastAsia="pt-BR"/>
           <w14:ligatures w14:val="none"/>
         </w:rPr>
-        <w:t>5. Funcionamento Interno</w:t>
+        <w:t>4</w:t>
+      </w:r>
+      <w:r>
+        <w:rPr>
+          <w:rFonts w:ascii="Arial" w:eastAsia="Times New Roman" w:hAnsi="Arial" w:cs="Arial"/>
+          <w:b/>
+          <w:bCs/>
+          <w:kern w:val="0"/>
+          <w:lang w:eastAsia="pt-BR"/>
+          <w14:ligatures w14:val="none"/>
+        </w:rPr>
+        <w:t>. Funcionamento Interno</w:t>
       </w:r>
     </w:p>
     <w:p>
@@ -1748,7 +1817,18 @@
           <w:lang w:eastAsia="pt-BR"/>
           <w14:ligatures w14:val="none"/>
         </w:rPr>
-        <w:t>5.1 Captura da sequência de bits</w:t>
+        <w:t>4</w:t>
+      </w:r>
+      <w:r>
+        <w:rPr>
+          <w:rFonts w:ascii="Arial" w:eastAsia="Times New Roman" w:hAnsi="Arial" w:cs="Arial"/>
+          <w:b/>
+          <w:bCs/>
+          <w:kern w:val="0"/>
+          <w:lang w:eastAsia="pt-BR"/>
+          <w14:ligatures w14:val="none"/>
+        </w:rPr>
+        <w:t>.1 Captura da sequência de bits</w:t>
       </w:r>
     </w:p>
     <w:p>
@@ -1846,17 +1926,6 @@
         </w:rPr>
         <w:t>Esse registrador mantém os dados estáveis durante toda a transmissão.</w:t>
       </w:r>
-    </w:p>
-    <w:p>
-      <w:pPr>
-        <w:spacing w:after="0" w:line="240" w:lineRule="auto"/>
-        <w:rPr>
-          <w:rFonts w:ascii="Arial" w:eastAsia="Times New Roman" w:hAnsi="Arial" w:cs="Arial"/>
-          <w:kern w:val="0"/>
-          <w:lang w:eastAsia="pt-BR"/>
-          <w14:ligatures w14:val="none"/>
-        </w:rPr>
-      </w:pPr>
     </w:p>
     <w:p>
       <w:pPr>
@@ -1880,7 +1949,18 @@
           <w:lang w:eastAsia="pt-BR"/>
           <w14:ligatures w14:val="none"/>
         </w:rPr>
-        <w:t xml:space="preserve">5.2 </w:t>
+        <w:t>4</w:t>
+      </w:r>
+      <w:r>
+        <w:rPr>
+          <w:rFonts w:ascii="Arial" w:eastAsia="Times New Roman" w:hAnsi="Arial" w:cs="Arial"/>
+          <w:b/>
+          <w:bCs/>
+          <w:kern w:val="0"/>
+          <w:lang w:eastAsia="pt-BR"/>
+          <w14:ligatures w14:val="none"/>
+        </w:rPr>
+        <w:t xml:space="preserve">.2 </w:t>
       </w:r>
       <w:proofErr w:type="spellStart"/>
       <w:r>
@@ -2121,17 +2201,6 @@
     </w:p>
     <w:p>
       <w:pPr>
-        <w:spacing w:after="0" w:line="240" w:lineRule="auto"/>
-        <w:rPr>
-          <w:rFonts w:ascii="Arial" w:eastAsia="Times New Roman" w:hAnsi="Arial" w:cs="Arial"/>
-          <w:kern w:val="0"/>
-          <w:lang w:eastAsia="pt-BR"/>
-          <w14:ligatures w14:val="none"/>
-        </w:rPr>
-      </w:pPr>
-    </w:p>
-    <w:p>
-      <w:pPr>
         <w:spacing w:before="100" w:beforeAutospacing="1" w:after="100" w:afterAutospacing="1" w:line="240" w:lineRule="auto"/>
         <w:outlineLvl w:val="2"/>
         <w:rPr>
@@ -2152,7 +2221,18 @@
           <w:lang w:eastAsia="pt-BR"/>
           <w14:ligatures w14:val="none"/>
         </w:rPr>
-        <w:t>5.3 Controle de transmissão</w:t>
+        <w:t>4</w:t>
+      </w:r>
+      <w:r>
+        <w:rPr>
+          <w:rFonts w:ascii="Arial" w:eastAsia="Times New Roman" w:hAnsi="Arial" w:cs="Arial"/>
+          <w:b/>
+          <w:bCs/>
+          <w:kern w:val="0"/>
+          <w:lang w:eastAsia="pt-BR"/>
+          <w14:ligatures w14:val="none"/>
+        </w:rPr>
+        <w:t>.3 Controle de transmissão</w:t>
       </w:r>
     </w:p>
     <w:p>
@@ -2212,6 +2292,7 @@
           <w:lang w:eastAsia="pt-BR"/>
           <w14:ligatures w14:val="none"/>
         </w:rPr>
+        <w:lastRenderedPageBreak/>
         <w:t>Segue seu funcionamento:</w:t>
       </w:r>
     </w:p>
@@ -2310,7 +2391,6 @@
                 <w:lang w:eastAsia="pt-BR"/>
                 <w14:ligatures w14:val="none"/>
               </w:rPr>
-              <w:lastRenderedPageBreak/>
               <w:t>reset_n</w:t>
             </w:r>
             <w:proofErr w:type="spellEnd"/>
@@ -2529,17 +2609,6 @@
     </w:p>
     <w:p>
       <w:pPr>
-        <w:spacing w:after="0" w:line="240" w:lineRule="auto"/>
-        <w:rPr>
-          <w:rFonts w:ascii="Arial" w:eastAsia="Times New Roman" w:hAnsi="Arial" w:cs="Arial"/>
-          <w:kern w:val="0"/>
-          <w:lang w:eastAsia="pt-BR"/>
-          <w14:ligatures w14:val="none"/>
-        </w:rPr>
-      </w:pPr>
-    </w:p>
-    <w:p>
-      <w:pPr>
         <w:spacing w:before="100" w:beforeAutospacing="1" w:after="100" w:afterAutospacing="1" w:line="240" w:lineRule="auto"/>
         <w:outlineLvl w:val="2"/>
         <w:rPr>
@@ -2560,7 +2629,18 @@
           <w:lang w:eastAsia="pt-BR"/>
           <w14:ligatures w14:val="none"/>
         </w:rPr>
-        <w:t>5.4 Temporização dos bits</w:t>
+        <w:t>4</w:t>
+      </w:r>
+      <w:r>
+        <w:rPr>
+          <w:rFonts w:ascii="Arial" w:eastAsia="Times New Roman" w:hAnsi="Arial" w:cs="Arial"/>
+          <w:b/>
+          <w:bCs/>
+          <w:kern w:val="0"/>
+          <w:lang w:eastAsia="pt-BR"/>
+          <w14:ligatures w14:val="none"/>
+        </w:rPr>
+        <w:t>.4 Temporização dos bits</w:t>
       </w:r>
     </w:p>
     <w:p>
@@ -2809,17 +2889,6 @@
     </w:p>
     <w:p>
       <w:pPr>
-        <w:spacing w:after="0" w:line="240" w:lineRule="auto"/>
-        <w:rPr>
-          <w:rFonts w:ascii="Arial" w:eastAsia="Times New Roman" w:hAnsi="Arial" w:cs="Arial"/>
-          <w:kern w:val="0"/>
-          <w:lang w:eastAsia="pt-BR"/>
-          <w14:ligatures w14:val="none"/>
-        </w:rPr>
-      </w:pPr>
-    </w:p>
-    <w:p>
-      <w:pPr>
         <w:spacing w:before="100" w:beforeAutospacing="1" w:after="100" w:afterAutospacing="1" w:line="240" w:lineRule="auto"/>
         <w:outlineLvl w:val="2"/>
         <w:rPr>
@@ -2840,7 +2909,18 @@
           <w:lang w:eastAsia="pt-BR"/>
           <w14:ligatures w14:val="none"/>
         </w:rPr>
-        <w:t>5.5 Geração do sinal NRZ-I</w:t>
+        <w:t>4</w:t>
+      </w:r>
+      <w:r>
+        <w:rPr>
+          <w:rFonts w:ascii="Arial" w:eastAsia="Times New Roman" w:hAnsi="Arial" w:cs="Arial"/>
+          <w:b/>
+          <w:bCs/>
+          <w:kern w:val="0"/>
+          <w:lang w:eastAsia="pt-BR"/>
+          <w14:ligatures w14:val="none"/>
+        </w:rPr>
+        <w:t>.5 Geração do sinal NRZ-I</w:t>
       </w:r>
     </w:p>
     <w:p>
@@ -3406,7 +3486,18 @@
           <w14:ligatures w14:val="none"/>
         </w:rPr>
         <w:lastRenderedPageBreak/>
-        <w:t>6. Mapeamento Físico na FPGA</w:t>
+        <w:t>5</w:t>
+      </w:r>
+      <w:r>
+        <w:rPr>
+          <w:rFonts w:ascii="Arial" w:eastAsia="Times New Roman" w:hAnsi="Arial" w:cs="Arial"/>
+          <w:b/>
+          <w:bCs/>
+          <w:kern w:val="0"/>
+          <w:lang w:eastAsia="pt-BR"/>
+          <w14:ligatures w14:val="none"/>
+        </w:rPr>
+        <w:t>. Mapeamento Físico na FPGA</w:t>
       </w:r>
     </w:p>
     <w:p>
@@ -4226,7 +4317,18 @@
           <w:lang w:eastAsia="pt-BR"/>
           <w14:ligatures w14:val="none"/>
         </w:rPr>
-        <w:t>7. Simulação</w:t>
+        <w:t>6</w:t>
+      </w:r>
+      <w:r>
+        <w:rPr>
+          <w:rFonts w:ascii="Arial" w:eastAsia="Times New Roman" w:hAnsi="Arial" w:cs="Arial"/>
+          <w:b/>
+          <w:bCs/>
+          <w:kern w:val="0"/>
+          <w:lang w:eastAsia="pt-BR"/>
+          <w14:ligatures w14:val="none"/>
+        </w:rPr>
+        <w:t>. Simulação</w:t>
       </w:r>
     </w:p>
     <w:p>
@@ -4699,7 +4801,18 @@
           <w:lang w:eastAsia="pt-BR"/>
           <w14:ligatures w14:val="none"/>
         </w:rPr>
-        <w:t>8. Dependências e Ambiente</w:t>
+        <w:t>7</w:t>
+      </w:r>
+      <w:r>
+        <w:rPr>
+          <w:rFonts w:ascii="Arial" w:eastAsia="Times New Roman" w:hAnsi="Arial" w:cs="Arial"/>
+          <w:b/>
+          <w:bCs/>
+          <w:kern w:val="0"/>
+          <w:lang w:eastAsia="pt-BR"/>
+          <w14:ligatures w14:val="none"/>
+        </w:rPr>
+        <w:t>. Dependências e Ambiente</w:t>
       </w:r>
     </w:p>
     <w:p>
@@ -5265,7 +5378,18 @@
           <w:lang w:eastAsia="pt-BR"/>
           <w14:ligatures w14:val="none"/>
         </w:rPr>
-        <w:t>9. Organização dos Arquivos</w:t>
+        <w:t>8</w:t>
+      </w:r>
+      <w:r>
+        <w:rPr>
+          <w:rFonts w:ascii="Arial" w:eastAsia="Times New Roman" w:hAnsi="Arial" w:cs="Arial"/>
+          <w:b/>
+          <w:bCs/>
+          <w:kern w:val="0"/>
+          <w:lang w:eastAsia="pt-BR"/>
+          <w14:ligatures w14:val="none"/>
+        </w:rPr>
+        <w:t>. Organização dos Arquivos</w:t>
       </w:r>
     </w:p>
     <w:tbl>
@@ -5659,7 +5783,18 @@
           <w:lang w:eastAsia="pt-BR"/>
           <w14:ligatures w14:val="none"/>
         </w:rPr>
-        <w:t>10. Considerações Finais</w:t>
+        <w:t>9</w:t>
+      </w:r>
+      <w:r>
+        <w:rPr>
+          <w:rFonts w:ascii="Arial" w:eastAsia="Times New Roman" w:hAnsi="Arial" w:cs="Arial"/>
+          <w:b/>
+          <w:bCs/>
+          <w:kern w:val="0"/>
+          <w:lang w:eastAsia="pt-BR"/>
+          <w14:ligatures w14:val="none"/>
+        </w:rPr>
+        <w:t>. Considerações Finais</w:t>
       </w:r>
     </w:p>
     <w:p>

--- a/nrz_i/docs/documentacao_projeto.docx
+++ b/nrz_i/docs/documentacao_projeto.docx
@@ -424,6 +424,24 @@
         </w:rPr>
         <w:t xml:space="preserve"> síncrono da FPGA e pela temporização configurável através de um contador interno. O sistema também utiliza um botão físico para iniciar ou interromper a transmissão da sequência capturada nos switches.</w:t>
       </w:r>
+      <w:r>
+        <w:rPr>
+          <w:rFonts w:ascii="Arial" w:eastAsia="Times New Roman" w:hAnsi="Arial" w:cs="Arial"/>
+          <w:kern w:val="0"/>
+          <w:lang w:eastAsia="pt-BR"/>
+          <w14:ligatures w14:val="none"/>
+        </w:rPr>
+        <w:t xml:space="preserve"> </w:t>
+      </w:r>
+      <w:r>
+        <w:rPr>
+          <w:rFonts w:ascii="Arial" w:eastAsia="Times New Roman" w:hAnsi="Arial" w:cs="Arial"/>
+          <w:kern w:val="0"/>
+          <w:lang w:eastAsia="pt-BR"/>
+          <w14:ligatures w14:val="none"/>
+        </w:rPr>
+        <w:t>Além da saída serial modulada, o projeto espelha o valor dos switches nos LEDs da placa, permitindo visualização simultânea da palavra transmitida.</w:t>
+      </w:r>
     </w:p>
     <w:p>
       <w:pPr>
@@ -442,7 +460,103 @@
           <w:lang w:eastAsia="pt-BR"/>
           <w14:ligatures w14:val="none"/>
         </w:rPr>
-        <w:t>Além da saída serial modulada, o projeto espelha o valor dos switches nos LEDs da placa, permitindo visualização simultânea da palavra transmitida.</w:t>
+        <w:t>Os diagrama de blocos do circuito pode ser visto na figura 1.</w:t>
+      </w:r>
+    </w:p>
+    <w:p>
+      <w:pPr>
+        <w:pStyle w:val="Legenda"/>
+        <w:keepNext/>
+        <w:jc w:val="center"/>
+      </w:pPr>
+      <w:r>
+        <w:lastRenderedPageBreak/>
+        <w:t xml:space="preserve">Figura </w:t>
+      </w:r>
+      <w:fldSimple w:instr=" SEQ Figura \* ARABIC ">
+        <w:r>
+          <w:rPr>
+            <w:noProof/>
+          </w:rPr>
+          <w:t>1</w:t>
+        </w:r>
+      </w:fldSimple>
+      <w:r>
+        <w:t xml:space="preserve"> - Diagrama de blocos do circuito do NRZ-I</w:t>
+      </w:r>
+    </w:p>
+    <w:p>
+      <w:pPr>
+        <w:keepNext/>
+        <w:spacing w:before="100" w:beforeAutospacing="1" w:after="100" w:afterAutospacing="1" w:line="240" w:lineRule="auto"/>
+        <w:jc w:val="center"/>
+      </w:pPr>
+      <w:r>
+        <w:rPr>
+          <w:rFonts w:ascii="Arial" w:eastAsia="Times New Roman" w:hAnsi="Arial" w:cs="Arial"/>
+          <w:noProof/>
+          <w:kern w:val="0"/>
+          <w:lang w:eastAsia="pt-BR"/>
+        </w:rPr>
+        <w:drawing>
+          <wp:inline distT="0" distB="0" distL="0" distR="0" wp14:anchorId="4103064C" wp14:editId="53185820">
+            <wp:extent cx="4686576" cy="3124200"/>
+            <wp:effectExtent l="0" t="0" r="0" b="0"/>
+            <wp:docPr id="426899224" name="Imagem 1"/>
+            <wp:cNvGraphicFramePr>
+              <a:graphicFrameLocks xmlns:a="http://schemas.openxmlformats.org/drawingml/2006/main" noChangeAspect="1"/>
+            </wp:cNvGraphicFramePr>
+            <a:graphic xmlns:a="http://schemas.openxmlformats.org/drawingml/2006/main">
+              <a:graphicData uri="http://schemas.openxmlformats.org/drawingml/2006/picture">
+                <pic:pic xmlns:pic="http://schemas.openxmlformats.org/drawingml/2006/picture">
+                  <pic:nvPicPr>
+                    <pic:cNvPr id="426899224" name="Imagem 426899224"/>
+                    <pic:cNvPicPr/>
+                  </pic:nvPicPr>
+                  <pic:blipFill>
+                    <a:blip r:embed="rId5" cstate="print">
+                      <a:extLst>
+                        <a:ext uri="{28A0092B-C50C-407E-A947-70E740481C1C}">
+                          <a14:useLocalDpi xmlns:a14="http://schemas.microsoft.com/office/drawing/2010/main" val="0"/>
+                        </a:ext>
+                      </a:extLst>
+                    </a:blip>
+                    <a:stretch>
+                      <a:fillRect/>
+                    </a:stretch>
+                  </pic:blipFill>
+                  <pic:spPr>
+                    <a:xfrm>
+                      <a:off x="0" y="0"/>
+                      <a:ext cx="4786291" cy="3190673"/>
+                    </a:xfrm>
+                    <a:prstGeom prst="rect">
+                      <a:avLst/>
+                    </a:prstGeom>
+                  </pic:spPr>
+                </pic:pic>
+              </a:graphicData>
+            </a:graphic>
+          </wp:inline>
+        </w:drawing>
+      </w:r>
+    </w:p>
+    <w:p>
+      <w:pPr>
+        <w:pStyle w:val="Legenda"/>
+        <w:jc w:val="center"/>
+        <w:rPr>
+          <w:rFonts w:ascii="Arial" w:eastAsia="Times New Roman" w:hAnsi="Arial" w:cs="Arial"/>
+          <w:kern w:val="0"/>
+          <w:lang w:eastAsia="pt-BR"/>
+          <w14:ligatures w14:val="none"/>
+        </w:rPr>
+      </w:pPr>
+      <w:r>
+        <w:rPr>
+          <w:rFonts w:ascii="Arial" w:hAnsi="Arial" w:cs="Arial"/>
+        </w:rPr>
+        <w:t>Fonte: própria</w:t>
       </w:r>
     </w:p>
     <w:p>
@@ -1185,7 +1299,6 @@
                 <w:lang w:eastAsia="pt-BR"/>
                 <w14:ligatures w14:val="none"/>
               </w:rPr>
-              <w:lastRenderedPageBreak/>
               <w:t>nrzi_out</w:t>
             </w:r>
             <w:proofErr w:type="spellEnd"/>
@@ -1501,6 +1614,7 @@
                 <w:lang w:eastAsia="pt-BR"/>
                 <w14:ligatures w14:val="none"/>
               </w:rPr>
+              <w:lastRenderedPageBreak/>
               <w:t>ciclos</w:t>
             </w:r>
           </w:p>
@@ -2292,7 +2406,6 @@
           <w:lang w:eastAsia="pt-BR"/>
           <w14:ligatures w14:val="none"/>
         </w:rPr>
-        <w:lastRenderedPageBreak/>
         <w:t>Segue seu funcionamento:</w:t>
       </w:r>
     </w:p>
@@ -2604,6 +2717,7 @@
           <w:lang w:eastAsia="pt-BR"/>
           <w14:ligatures w14:val="none"/>
         </w:rPr>
+        <w:lastRenderedPageBreak/>
         <w:t>terceiro acionamento: captura nova palavra e reinicia.</w:t>
       </w:r>
     </w:p>
@@ -3485,7 +3599,6 @@
           <w:lang w:eastAsia="pt-BR"/>
           <w14:ligatures w14:val="none"/>
         </w:rPr>
-        <w:lastRenderedPageBreak/>
         <w:t>5</w:t>
       </w:r>
       <w:r>
@@ -3707,6 +3820,7 @@
           <w:lang w:eastAsia="pt-BR"/>
           <w14:ligatures w14:val="none"/>
         </w:rPr>
+        <w:lastRenderedPageBreak/>
         <w:t>Botão</w:t>
       </w:r>
     </w:p>
@@ -4648,7 +4762,6 @@
           <w:lang w:eastAsia="pt-BR"/>
           <w14:ligatures w14:val="none"/>
         </w:rPr>
-        <w:lastRenderedPageBreak/>
         <w:t>captura correta da sequência;</w:t>
       </w:r>
     </w:p>
@@ -4837,6 +4950,7 @@
           <w:lang w:eastAsia="pt-BR"/>
           <w14:ligatures w14:val="none"/>
         </w:rPr>
+        <w:lastRenderedPageBreak/>
         <w:t>Ferramentas utilizadas</w:t>
       </w:r>
     </w:p>
@@ -5898,7 +6012,6 @@
           <w:lang w:eastAsia="pt-BR"/>
           <w14:ligatures w14:val="none"/>
         </w:rPr>
-        <w:lastRenderedPageBreak/>
         <w:t>transmissão contínua;</w:t>
       </w:r>
     </w:p>
@@ -9479,6 +9592,25 @@
       </w:tblBorders>
     </w:tblPr>
   </w:style>
+  <w:style w:type="paragraph" w:styleId="Legenda">
+    <w:name w:val="caption"/>
+    <w:basedOn w:val="Normal"/>
+    <w:next w:val="Normal"/>
+    <w:uiPriority w:val="35"/>
+    <w:unhideWhenUsed/>
+    <w:qFormat/>
+    <w:rsid w:val="009F3B1C"/>
+    <w:pPr>
+      <w:spacing w:after="200" w:line="240" w:lineRule="auto"/>
+    </w:pPr>
+    <w:rPr>
+      <w:i/>
+      <w:iCs/>
+      <w:color w:val="0E2841" w:themeColor="text2"/>
+      <w:sz w:val="18"/>
+      <w:szCs w:val="18"/>
+    </w:rPr>
+  </w:style>
 </w:styles>
 </file>
 
